--- a/templates/PAKOT_INDIVID_STANDARD PLUS.docx
+++ b/templates/PAKOT_INDIVID_STANDARD PLUS.docx
@@ -10,16 +10,16 @@
     </w:p>
     <w:tbl>
       <w:tblPr>
-        <w:tblW w:w="6745" w:type="dxa"/>
+        <w:tblW w:w="10705" w:type="dxa"/>
         <w:tblLook w:val="04A0" w:firstRow="1" w:lastRow="0" w:firstColumn="1" w:lastColumn="0" w:noHBand="0" w:noVBand="1"/>
       </w:tblPr>
       <w:tblGrid>
         <w:gridCol w:w="4420"/>
-        <w:gridCol w:w="2325"/>
+        <w:gridCol w:w="6285"/>
       </w:tblGrid>
       <w:tr>
         <w:trPr>
-          <w:trHeight w:val="402"/>
+          <w:trHeight w:val="20"/>
         </w:trPr>
         <w:tc>
           <w:tcPr>
@@ -38,14 +38,14 @@
           <w:p>
             <w:pPr>
               <w:spacing w:after="0" w:line="240" w:lineRule="auto"/>
-              <w:ind w:firstLineChars="100" w:firstLine="161"/>
+              <w:ind w:firstLineChars="100" w:firstLine="201"/>
               <w:rPr>
                 <w:rFonts w:ascii="Montserrat" w:eastAsia="Times New Roman" w:hAnsi="Montserrat" w:cs="Calibri"/>
                 <w:b/>
                 <w:bCs/>
                 <w:color w:val="007EC5"/>
                 <w:kern w:val="0"/>
-                <w:sz w:val="16"/>
+                <w:sz w:val="20"/>
                 <w:szCs w:val="16"/>
                 <w14:ligatures w14:val="none"/>
               </w:rPr>
@@ -57,7 +57,7 @@
                 <w:bCs/>
                 <w:color w:val="007EC5"/>
                 <w:kern w:val="0"/>
-                <w:sz w:val="16"/>
+                <w:sz w:val="20"/>
                 <w:szCs w:val="16"/>
                 <w14:ligatures w14:val="none"/>
               </w:rPr>
@@ -67,7 +67,7 @@
         </w:tc>
         <w:tc>
           <w:tcPr>
-            <w:tcW w:w="2325" w:type="dxa"/>
+            <w:tcW w:w="6285" w:type="dxa"/>
             <w:tcBorders>
               <w:top w:val="single" w:sz="4" w:space="0" w:color="auto"/>
               <w:left w:val="nil"/>
@@ -89,13 +89,11 @@
                 <w:bCs/>
                 <w:color w:val="007EC5"/>
                 <w:kern w:val="0"/>
-                <w:sz w:val="16"/>
-                <w:szCs w:val="16"/>
-                <w14:ligatures w14:val="none"/>
-              </w:rPr>
-            </w:pPr>
-            <w:bookmarkStart w:id="1" w:name="_GoBack"/>
-            <w:bookmarkEnd w:id="1"/>
+                <w:sz w:val="20"/>
+                <w:szCs w:val="16"/>
+                <w14:ligatures w14:val="none"/>
+              </w:rPr>
+            </w:pPr>
             <w:r>
               <w:rPr>
                 <w:rFonts w:ascii="Montserrat" w:eastAsia="Times New Roman" w:hAnsi="Montserrat" w:cs="Calibri"/>
@@ -103,7 +101,7 @@
                 <w:bCs/>
                 <w:color w:val="007EC5"/>
                 <w:kern w:val="0"/>
-                <w:sz w:val="16"/>
+                <w:sz w:val="20"/>
                 <w:szCs w:val="16"/>
                 <w14:ligatures w14:val="none"/>
               </w:rPr>
@@ -114,7 +112,7 @@
       </w:tr>
       <w:tr>
         <w:trPr>
-          <w:trHeight w:val="510"/>
+          <w:trHeight w:val="20"/>
         </w:trPr>
         <w:tc>
           <w:tcPr>
@@ -132,14 +130,14 @@
           <w:p>
             <w:pPr>
               <w:spacing w:after="0" w:line="240" w:lineRule="auto"/>
-              <w:ind w:firstLineChars="100" w:firstLine="161"/>
+              <w:ind w:firstLineChars="100" w:firstLine="201"/>
               <w:rPr>
                 <w:rFonts w:ascii="Montserrat" w:eastAsia="Times New Roman" w:hAnsi="Montserrat" w:cs="Calibri"/>
                 <w:b/>
                 <w:bCs/>
                 <w:color w:val="000000"/>
                 <w:kern w:val="0"/>
-                <w:sz w:val="16"/>
+                <w:sz w:val="20"/>
                 <w:szCs w:val="16"/>
                 <w14:ligatures w14:val="none"/>
               </w:rPr>
@@ -151,7 +149,7 @@
                 <w:bCs/>
                 <w:color w:val="000000"/>
                 <w:kern w:val="0"/>
-                <w:sz w:val="16"/>
+                <w:sz w:val="20"/>
                 <w:szCs w:val="16"/>
                 <w14:ligatures w14:val="none"/>
               </w:rPr>
@@ -161,7 +159,7 @@
         </w:tc>
         <w:tc>
           <w:tcPr>
-            <w:tcW w:w="2325" w:type="dxa"/>
+            <w:tcW w:w="6285" w:type="dxa"/>
             <w:tcBorders>
               <w:top w:val="nil"/>
               <w:left w:val="nil"/>
@@ -179,7 +177,7 @@
                 <w:rFonts w:ascii="Montserrat" w:eastAsia="Times New Roman" w:hAnsi="Montserrat" w:cs="Calibri"/>
                 <w:color w:val="000000"/>
                 <w:kern w:val="0"/>
-                <w:sz w:val="16"/>
+                <w:sz w:val="20"/>
                 <w:szCs w:val="16"/>
                 <w14:ligatures w14:val="none"/>
               </w:rPr>
@@ -189,7 +187,7 @@
                 <w:rFonts w:ascii="Montserrat" w:eastAsia="Times New Roman" w:hAnsi="Montserrat" w:cs="Calibri"/>
                 <w:color w:val="000000"/>
                 <w:kern w:val="0"/>
-                <w:sz w:val="16"/>
+                <w:sz w:val="20"/>
                 <w:szCs w:val="16"/>
                 <w14:ligatures w14:val="none"/>
               </w:rPr>
@@ -200,7 +198,7 @@
       </w:tr>
       <w:tr>
         <w:trPr>
-          <w:trHeight w:val="402"/>
+          <w:trHeight w:val="20"/>
         </w:trPr>
         <w:tc>
           <w:tcPr>
@@ -218,14 +216,14 @@
           <w:p>
             <w:pPr>
               <w:spacing w:after="0" w:line="240" w:lineRule="auto"/>
-              <w:ind w:firstLineChars="100" w:firstLine="161"/>
+              <w:ind w:firstLineChars="100" w:firstLine="201"/>
               <w:rPr>
                 <w:rFonts w:ascii="Montserrat" w:eastAsia="Times New Roman" w:hAnsi="Montserrat" w:cs="Calibri"/>
                 <w:b/>
                 <w:bCs/>
                 <w:color w:val="000000"/>
                 <w:kern w:val="0"/>
-                <w:sz w:val="16"/>
+                <w:sz w:val="20"/>
                 <w:szCs w:val="16"/>
                 <w14:ligatures w14:val="none"/>
               </w:rPr>
@@ -237,7 +235,7 @@
                 <w:bCs/>
                 <w:color w:val="000000"/>
                 <w:kern w:val="0"/>
-                <w:sz w:val="16"/>
+                <w:sz w:val="20"/>
                 <w:szCs w:val="16"/>
                 <w14:ligatures w14:val="none"/>
               </w:rPr>
@@ -247,7 +245,7 @@
         </w:tc>
         <w:tc>
           <w:tcPr>
-            <w:tcW w:w="2325" w:type="dxa"/>
+            <w:tcW w:w="6285" w:type="dxa"/>
             <w:tcBorders>
               <w:top w:val="nil"/>
               <w:left w:val="nil"/>
@@ -266,7 +264,7 @@
                 <w:rFonts w:ascii="Montserrat" w:eastAsia="Times New Roman" w:hAnsi="Montserrat" w:cs="Calibri"/>
                 <w:color w:val="000000"/>
                 <w:kern w:val="0"/>
-                <w:sz w:val="16"/>
+                <w:sz w:val="20"/>
                 <w:szCs w:val="16"/>
                 <w14:ligatures w14:val="none"/>
               </w:rPr>
@@ -276,7 +274,7 @@
                 <w:rFonts w:ascii="Montserrat" w:eastAsia="Times New Roman" w:hAnsi="Montserrat" w:cs="Calibri"/>
                 <w:color w:val="000000"/>
                 <w:kern w:val="0"/>
-                <w:sz w:val="16"/>
+                <w:sz w:val="20"/>
                 <w:szCs w:val="16"/>
                 <w14:ligatures w14:val="none"/>
               </w:rPr>
@@ -287,7 +285,7 @@
       </w:tr>
       <w:tr>
         <w:trPr>
-          <w:trHeight w:val="402"/>
+          <w:trHeight w:val="20"/>
         </w:trPr>
         <w:tc>
           <w:tcPr>
@@ -306,14 +304,14 @@
           <w:p>
             <w:pPr>
               <w:spacing w:after="0" w:line="240" w:lineRule="auto"/>
-              <w:ind w:firstLineChars="100" w:firstLine="161"/>
+              <w:ind w:firstLineChars="100" w:firstLine="201"/>
               <w:rPr>
                 <w:rFonts w:ascii="Montserrat" w:eastAsia="Times New Roman" w:hAnsi="Montserrat" w:cs="Calibri"/>
                 <w:b/>
                 <w:bCs/>
                 <w:color w:val="007EC5"/>
                 <w:kern w:val="0"/>
-                <w:sz w:val="16"/>
+                <w:sz w:val="20"/>
                 <w:szCs w:val="16"/>
                 <w14:ligatures w14:val="none"/>
               </w:rPr>
@@ -325,7 +323,7 @@
                 <w:bCs/>
                 <w:color w:val="007EC5"/>
                 <w:kern w:val="0"/>
-                <w:sz w:val="16"/>
+                <w:sz w:val="20"/>
                 <w:szCs w:val="16"/>
                 <w14:ligatures w14:val="none"/>
               </w:rPr>
@@ -336,7 +334,7 @@
                 <w:rFonts w:ascii="Montserrat" w:eastAsia="Times New Roman" w:hAnsi="Montserrat" w:cs="Calibri"/>
                 <w:color w:val="007EC5"/>
                 <w:kern w:val="0"/>
-                <w:sz w:val="16"/>
+                <w:sz w:val="20"/>
                 <w:szCs w:val="16"/>
                 <w14:ligatures w14:val="none"/>
               </w:rPr>
@@ -346,7 +344,7 @@
         </w:tc>
         <w:tc>
           <w:tcPr>
-            <w:tcW w:w="2325" w:type="dxa"/>
+            <w:tcW w:w="6285" w:type="dxa"/>
             <w:tcBorders>
               <w:top w:val="single" w:sz="4" w:space="0" w:color="auto"/>
               <w:left w:val="nil"/>
@@ -367,7 +365,7 @@
                 <w:bCs/>
                 <w:color w:val="007EC5"/>
                 <w:kern w:val="0"/>
-                <w:sz w:val="16"/>
+                <w:sz w:val="20"/>
                 <w:szCs w:val="16"/>
                 <w14:ligatures w14:val="none"/>
               </w:rPr>
@@ -379,7 +377,7 @@
                 <w:bCs/>
                 <w:color w:val="007EC5"/>
                 <w:kern w:val="0"/>
-                <w:sz w:val="16"/>
+                <w:sz w:val="20"/>
                 <w:szCs w:val="16"/>
                 <w14:ligatures w14:val="none"/>
               </w:rPr>
@@ -390,7 +388,7 @@
       </w:tr>
       <w:tr>
         <w:trPr>
-          <w:trHeight w:val="360"/>
+          <w:trHeight w:val="20"/>
         </w:trPr>
         <w:tc>
           <w:tcPr>
@@ -408,12 +406,12 @@
           <w:p>
             <w:pPr>
               <w:spacing w:after="0" w:line="240" w:lineRule="auto"/>
-              <w:ind w:firstLineChars="100" w:firstLine="160"/>
-              <w:rPr>
-                <w:rFonts w:ascii="Montserrat" w:eastAsia="Times New Roman" w:hAnsi="Montserrat" w:cs="Calibri"/>
-                <w:color w:val="000000"/>
-                <w:kern w:val="0"/>
-                <w:sz w:val="16"/>
+              <w:ind w:firstLineChars="100" w:firstLine="200"/>
+              <w:rPr>
+                <w:rFonts w:ascii="Montserrat" w:eastAsia="Times New Roman" w:hAnsi="Montserrat" w:cs="Calibri"/>
+                <w:color w:val="000000"/>
+                <w:kern w:val="0"/>
+                <w:sz w:val="20"/>
                 <w:szCs w:val="16"/>
                 <w14:ligatures w14:val="none"/>
               </w:rPr>
@@ -423,7 +421,7 @@
                 <w:rFonts w:ascii="Montserrat" w:eastAsia="Times New Roman" w:hAnsi="Montserrat" w:cs="Calibri"/>
                 <w:color w:val="000000"/>
                 <w:kern w:val="0"/>
-                <w:sz w:val="16"/>
+                <w:sz w:val="20"/>
                 <w:szCs w:val="16"/>
                 <w14:ligatures w14:val="none"/>
               </w:rPr>
@@ -433,7 +431,7 @@
         </w:tc>
         <w:tc>
           <w:tcPr>
-            <w:tcW w:w="2325" w:type="dxa"/>
+            <w:tcW w:w="6285" w:type="dxa"/>
             <w:vMerge w:val="restart"/>
             <w:tcBorders>
               <w:top w:val="nil"/>
@@ -453,7 +451,7 @@
                 <w:rFonts w:ascii="Montserrat" w:eastAsia="Times New Roman" w:hAnsi="Montserrat" w:cs="Calibri"/>
                 <w:color w:val="000000"/>
                 <w:kern w:val="0"/>
-                <w:sz w:val="16"/>
+                <w:sz w:val="20"/>
                 <w:szCs w:val="16"/>
                 <w14:ligatures w14:val="none"/>
               </w:rPr>
@@ -463,7 +461,7 @@
                 <w:rFonts w:ascii="Montserrat" w:eastAsia="Times New Roman" w:hAnsi="Montserrat" w:cs="Calibri"/>
                 <w:color w:val="000000"/>
                 <w:kern w:val="0"/>
-                <w:sz w:val="16"/>
+                <w:sz w:val="20"/>
                 <w:szCs w:val="16"/>
                 <w14:ligatures w14:val="none"/>
               </w:rPr>
@@ -474,7 +472,7 @@
       </w:tr>
       <w:tr>
         <w:trPr>
-          <w:trHeight w:val="360"/>
+          <w:trHeight w:val="20"/>
         </w:trPr>
         <w:tc>
           <w:tcPr>
@@ -492,12 +490,12 @@
           <w:p>
             <w:pPr>
               <w:spacing w:after="0" w:line="240" w:lineRule="auto"/>
-              <w:ind w:firstLineChars="100" w:firstLine="160"/>
-              <w:rPr>
-                <w:rFonts w:ascii="Montserrat" w:eastAsia="Times New Roman" w:hAnsi="Montserrat" w:cs="Calibri"/>
-                <w:color w:val="000000"/>
-                <w:kern w:val="0"/>
-                <w:sz w:val="16"/>
+              <w:ind w:firstLineChars="100" w:firstLine="200"/>
+              <w:rPr>
+                <w:rFonts w:ascii="Montserrat" w:eastAsia="Times New Roman" w:hAnsi="Montserrat" w:cs="Calibri"/>
+                <w:color w:val="000000"/>
+                <w:kern w:val="0"/>
+                <w:sz w:val="20"/>
                 <w:szCs w:val="16"/>
                 <w14:ligatures w14:val="none"/>
               </w:rPr>
@@ -507,7 +505,7 @@
                 <w:rFonts w:ascii="Montserrat" w:eastAsia="Times New Roman" w:hAnsi="Montserrat" w:cs="Calibri"/>
                 <w:color w:val="000000"/>
                 <w:kern w:val="0"/>
-                <w:sz w:val="16"/>
+                <w:sz w:val="20"/>
                 <w:szCs w:val="16"/>
                 <w14:ligatures w14:val="none"/>
               </w:rPr>
@@ -517,7 +515,7 @@
         </w:tc>
         <w:tc>
           <w:tcPr>
-            <w:tcW w:w="2325" w:type="dxa"/>
+            <w:tcW w:w="6285" w:type="dxa"/>
             <w:vMerge/>
             <w:tcBorders>
               <w:top w:val="nil"/>
@@ -535,7 +533,7 @@
                 <w:rFonts w:ascii="Montserrat" w:eastAsia="Times New Roman" w:hAnsi="Montserrat" w:cs="Calibri"/>
                 <w:color w:val="000000"/>
                 <w:kern w:val="0"/>
-                <w:sz w:val="16"/>
+                <w:sz w:val="20"/>
                 <w:szCs w:val="16"/>
                 <w14:ligatures w14:val="none"/>
               </w:rPr>
@@ -545,7 +543,7 @@
       </w:tr>
       <w:tr>
         <w:trPr>
-          <w:trHeight w:val="360"/>
+          <w:trHeight w:val="20"/>
         </w:trPr>
         <w:tc>
           <w:tcPr>
@@ -563,12 +561,12 @@
           <w:p>
             <w:pPr>
               <w:spacing w:after="0" w:line="240" w:lineRule="auto"/>
-              <w:ind w:firstLineChars="100" w:firstLine="160"/>
-              <w:rPr>
-                <w:rFonts w:ascii="Montserrat" w:eastAsia="Times New Roman" w:hAnsi="Montserrat" w:cs="Calibri"/>
-                <w:color w:val="000000"/>
-                <w:kern w:val="0"/>
-                <w:sz w:val="16"/>
+              <w:ind w:firstLineChars="100" w:firstLine="200"/>
+              <w:rPr>
+                <w:rFonts w:ascii="Montserrat" w:eastAsia="Times New Roman" w:hAnsi="Montserrat" w:cs="Calibri"/>
+                <w:color w:val="000000"/>
+                <w:kern w:val="0"/>
+                <w:sz w:val="20"/>
                 <w:szCs w:val="16"/>
                 <w14:ligatures w14:val="none"/>
               </w:rPr>
@@ -578,7 +576,7 @@
                 <w:rFonts w:ascii="Montserrat" w:eastAsia="Times New Roman" w:hAnsi="Montserrat" w:cs="Calibri"/>
                 <w:color w:val="000000"/>
                 <w:kern w:val="0"/>
-                <w:sz w:val="16"/>
+                <w:sz w:val="20"/>
                 <w:szCs w:val="16"/>
                 <w14:ligatures w14:val="none"/>
               </w:rPr>
@@ -588,7 +586,7 @@
         </w:tc>
         <w:tc>
           <w:tcPr>
-            <w:tcW w:w="2325" w:type="dxa"/>
+            <w:tcW w:w="6285" w:type="dxa"/>
             <w:vMerge/>
             <w:tcBorders>
               <w:top w:val="nil"/>
@@ -606,7 +604,7 @@
                 <w:rFonts w:ascii="Montserrat" w:eastAsia="Times New Roman" w:hAnsi="Montserrat" w:cs="Calibri"/>
                 <w:color w:val="000000"/>
                 <w:kern w:val="0"/>
-                <w:sz w:val="16"/>
+                <w:sz w:val="20"/>
                 <w:szCs w:val="16"/>
                 <w14:ligatures w14:val="none"/>
               </w:rPr>
@@ -616,7 +614,7 @@
       </w:tr>
       <w:tr>
         <w:trPr>
-          <w:trHeight w:val="360"/>
+          <w:trHeight w:val="20"/>
         </w:trPr>
         <w:tc>
           <w:tcPr>
@@ -634,12 +632,12 @@
           <w:p>
             <w:pPr>
               <w:spacing w:after="0" w:line="240" w:lineRule="auto"/>
-              <w:ind w:firstLineChars="100" w:firstLine="160"/>
-              <w:rPr>
-                <w:rFonts w:ascii="Montserrat" w:eastAsia="Times New Roman" w:hAnsi="Montserrat" w:cs="Calibri"/>
-                <w:color w:val="000000"/>
-                <w:kern w:val="0"/>
-                <w:sz w:val="16"/>
+              <w:ind w:firstLineChars="100" w:firstLine="200"/>
+              <w:rPr>
+                <w:rFonts w:ascii="Montserrat" w:eastAsia="Times New Roman" w:hAnsi="Montserrat" w:cs="Calibri"/>
+                <w:color w:val="000000"/>
+                <w:kern w:val="0"/>
+                <w:sz w:val="20"/>
                 <w:szCs w:val="16"/>
                 <w14:ligatures w14:val="none"/>
               </w:rPr>
@@ -649,7 +647,7 @@
                 <w:rFonts w:ascii="Montserrat" w:eastAsia="Times New Roman" w:hAnsi="Montserrat" w:cs="Calibri"/>
                 <w:color w:val="000000"/>
                 <w:kern w:val="0"/>
-                <w:sz w:val="16"/>
+                <w:sz w:val="20"/>
                 <w:szCs w:val="16"/>
                 <w14:ligatures w14:val="none"/>
               </w:rPr>
@@ -659,7 +657,7 @@
         </w:tc>
         <w:tc>
           <w:tcPr>
-            <w:tcW w:w="2325" w:type="dxa"/>
+            <w:tcW w:w="6285" w:type="dxa"/>
             <w:vMerge/>
             <w:tcBorders>
               <w:top w:val="nil"/>
@@ -677,7 +675,7 @@
                 <w:rFonts w:ascii="Montserrat" w:eastAsia="Times New Roman" w:hAnsi="Montserrat" w:cs="Calibri"/>
                 <w:color w:val="000000"/>
                 <w:kern w:val="0"/>
-                <w:sz w:val="16"/>
+                <w:sz w:val="20"/>
                 <w:szCs w:val="16"/>
                 <w14:ligatures w14:val="none"/>
               </w:rPr>
@@ -687,7 +685,7 @@
       </w:tr>
       <w:tr>
         <w:trPr>
-          <w:trHeight w:val="360"/>
+          <w:trHeight w:val="20"/>
         </w:trPr>
         <w:tc>
           <w:tcPr>
@@ -704,12 +702,12 @@
           <w:p>
             <w:pPr>
               <w:spacing w:after="0" w:line="240" w:lineRule="auto"/>
-              <w:ind w:firstLineChars="100" w:firstLine="140"/>
-              <w:rPr>
-                <w:rFonts w:ascii="Montserrat" w:eastAsia="Times New Roman" w:hAnsi="Montserrat" w:cs="Calibri"/>
-                <w:color w:val="000000"/>
-                <w:kern w:val="0"/>
-                <w:sz w:val="14"/>
+              <w:ind w:firstLineChars="100" w:firstLine="200"/>
+              <w:rPr>
+                <w:rFonts w:ascii="Montserrat" w:eastAsia="Times New Roman" w:hAnsi="Montserrat" w:cs="Calibri"/>
+                <w:color w:val="000000"/>
+                <w:kern w:val="0"/>
+                <w:sz w:val="20"/>
                 <w:szCs w:val="14"/>
                 <w14:ligatures w14:val="none"/>
               </w:rPr>
@@ -719,7 +717,7 @@
                 <w:rFonts w:ascii="Montserrat" w:eastAsia="Times New Roman" w:hAnsi="Montserrat" w:cs="Calibri"/>
                 <w:color w:val="000000"/>
                 <w:kern w:val="0"/>
-                <w:sz w:val="14"/>
+                <w:sz w:val="20"/>
                 <w:szCs w:val="14"/>
                 <w14:ligatures w14:val="none"/>
               </w:rPr>
@@ -729,7 +727,7 @@
         </w:tc>
         <w:tc>
           <w:tcPr>
-            <w:tcW w:w="2325" w:type="dxa"/>
+            <w:tcW w:w="6285" w:type="dxa"/>
             <w:vMerge/>
             <w:tcBorders>
               <w:top w:val="nil"/>
@@ -747,7 +745,7 @@
                 <w:rFonts w:ascii="Montserrat" w:eastAsia="Times New Roman" w:hAnsi="Montserrat" w:cs="Calibri"/>
                 <w:color w:val="000000"/>
                 <w:kern w:val="0"/>
-                <w:sz w:val="16"/>
+                <w:sz w:val="20"/>
                 <w:szCs w:val="16"/>
                 <w14:ligatures w14:val="none"/>
               </w:rPr>
@@ -757,7 +755,7 @@
       </w:tr>
       <w:tr>
         <w:trPr>
-          <w:trHeight w:val="360"/>
+          <w:trHeight w:val="20"/>
         </w:trPr>
         <w:tc>
           <w:tcPr>
@@ -775,12 +773,12 @@
           <w:p>
             <w:pPr>
               <w:spacing w:after="0" w:line="240" w:lineRule="auto"/>
-              <w:ind w:firstLineChars="100" w:firstLine="160"/>
-              <w:rPr>
-                <w:rFonts w:ascii="Montserrat" w:eastAsia="Times New Roman" w:hAnsi="Montserrat" w:cs="Calibri"/>
-                <w:color w:val="000000"/>
-                <w:kern w:val="0"/>
-                <w:sz w:val="16"/>
+              <w:ind w:firstLineChars="100" w:firstLine="200"/>
+              <w:rPr>
+                <w:rFonts w:ascii="Montserrat" w:eastAsia="Times New Roman" w:hAnsi="Montserrat" w:cs="Calibri"/>
+                <w:color w:val="000000"/>
+                <w:kern w:val="0"/>
+                <w:sz w:val="20"/>
                 <w:szCs w:val="16"/>
                 <w14:ligatures w14:val="none"/>
               </w:rPr>
@@ -790,7 +788,7 @@
                 <w:rFonts w:ascii="Montserrat" w:eastAsia="Times New Roman" w:hAnsi="Montserrat" w:cs="Calibri"/>
                 <w:color w:val="000000"/>
                 <w:kern w:val="0"/>
-                <w:sz w:val="16"/>
+                <w:sz w:val="20"/>
                 <w:szCs w:val="16"/>
                 <w14:ligatures w14:val="none"/>
               </w:rPr>
@@ -800,7 +798,7 @@
         </w:tc>
         <w:tc>
           <w:tcPr>
-            <w:tcW w:w="2325" w:type="dxa"/>
+            <w:tcW w:w="6285" w:type="dxa"/>
             <w:vMerge/>
             <w:tcBorders>
               <w:top w:val="nil"/>
@@ -818,7 +816,7 @@
                 <w:rFonts w:ascii="Montserrat" w:eastAsia="Times New Roman" w:hAnsi="Montserrat" w:cs="Calibri"/>
                 <w:color w:val="000000"/>
                 <w:kern w:val="0"/>
-                <w:sz w:val="16"/>
+                <w:sz w:val="20"/>
                 <w:szCs w:val="16"/>
                 <w14:ligatures w14:val="none"/>
               </w:rPr>
@@ -828,7 +826,7 @@
       </w:tr>
       <w:tr>
         <w:trPr>
-          <w:trHeight w:val="360"/>
+          <w:trHeight w:val="20"/>
         </w:trPr>
         <w:tc>
           <w:tcPr>
@@ -846,12 +844,12 @@
           <w:p>
             <w:pPr>
               <w:spacing w:after="0" w:line="240" w:lineRule="auto"/>
-              <w:ind w:firstLineChars="100" w:firstLine="160"/>
-              <w:rPr>
-                <w:rFonts w:ascii="Montserrat" w:eastAsia="Times New Roman" w:hAnsi="Montserrat" w:cs="Calibri"/>
-                <w:color w:val="000000"/>
-                <w:kern w:val="0"/>
-                <w:sz w:val="16"/>
+              <w:ind w:firstLineChars="100" w:firstLine="200"/>
+              <w:rPr>
+                <w:rFonts w:ascii="Montserrat" w:eastAsia="Times New Roman" w:hAnsi="Montserrat" w:cs="Calibri"/>
+                <w:color w:val="000000"/>
+                <w:kern w:val="0"/>
+                <w:sz w:val="20"/>
                 <w:szCs w:val="16"/>
                 <w14:ligatures w14:val="none"/>
               </w:rPr>
@@ -861,7 +859,7 @@
                 <w:rFonts w:ascii="Montserrat" w:eastAsia="Times New Roman" w:hAnsi="Montserrat" w:cs="Calibri"/>
                 <w:color w:val="000000"/>
                 <w:kern w:val="0"/>
-                <w:sz w:val="16"/>
+                <w:sz w:val="20"/>
                 <w:szCs w:val="16"/>
                 <w14:ligatures w14:val="none"/>
               </w:rPr>
@@ -871,7 +869,7 @@
         </w:tc>
         <w:tc>
           <w:tcPr>
-            <w:tcW w:w="2325" w:type="dxa"/>
+            <w:tcW w:w="6285" w:type="dxa"/>
             <w:vMerge/>
             <w:tcBorders>
               <w:top w:val="nil"/>
@@ -889,7 +887,7 @@
                 <w:rFonts w:ascii="Montserrat" w:eastAsia="Times New Roman" w:hAnsi="Montserrat" w:cs="Calibri"/>
                 <w:color w:val="000000"/>
                 <w:kern w:val="0"/>
-                <w:sz w:val="16"/>
+                <w:sz w:val="20"/>
                 <w:szCs w:val="16"/>
                 <w14:ligatures w14:val="none"/>
               </w:rPr>
@@ -899,7 +897,7 @@
       </w:tr>
       <w:tr>
         <w:trPr>
-          <w:trHeight w:val="402"/>
+          <w:trHeight w:val="20"/>
         </w:trPr>
         <w:tc>
           <w:tcPr>
@@ -918,14 +916,14 @@
           <w:p>
             <w:pPr>
               <w:spacing w:after="0" w:line="240" w:lineRule="auto"/>
-              <w:ind w:firstLineChars="100" w:firstLine="161"/>
+              <w:ind w:firstLineChars="100" w:firstLine="201"/>
               <w:rPr>
                 <w:rFonts w:ascii="Montserrat" w:eastAsia="Times New Roman" w:hAnsi="Montserrat" w:cs="Calibri"/>
                 <w:b/>
                 <w:bCs/>
                 <w:color w:val="007EC5"/>
                 <w:kern w:val="0"/>
-                <w:sz w:val="16"/>
+                <w:sz w:val="20"/>
                 <w:szCs w:val="16"/>
                 <w14:ligatures w14:val="none"/>
               </w:rPr>
@@ -937,7 +935,7 @@
                 <w:bCs/>
                 <w:color w:val="007EC5"/>
                 <w:kern w:val="0"/>
-                <w:sz w:val="16"/>
+                <w:sz w:val="20"/>
                 <w:szCs w:val="16"/>
                 <w14:ligatures w14:val="none"/>
               </w:rPr>
@@ -947,7 +945,7 @@
         </w:tc>
         <w:tc>
           <w:tcPr>
-            <w:tcW w:w="2325" w:type="dxa"/>
+            <w:tcW w:w="6285" w:type="dxa"/>
             <w:tcBorders>
               <w:top w:val="nil"/>
               <w:left w:val="nil"/>
@@ -968,7 +966,7 @@
                 <w:bCs/>
                 <w:color w:val="007EC5"/>
                 <w:kern w:val="0"/>
-                <w:sz w:val="16"/>
+                <w:sz w:val="20"/>
                 <w:szCs w:val="16"/>
                 <w14:ligatures w14:val="none"/>
               </w:rPr>
@@ -980,7 +978,7 @@
                 <w:bCs/>
                 <w:color w:val="007EC5"/>
                 <w:kern w:val="0"/>
-                <w:sz w:val="16"/>
+                <w:sz w:val="20"/>
                 <w:szCs w:val="16"/>
                 <w14:ligatures w14:val="none"/>
               </w:rPr>
@@ -991,7 +989,7 @@
       </w:tr>
       <w:tr>
         <w:trPr>
-          <w:trHeight w:val="360"/>
+          <w:trHeight w:val="20"/>
         </w:trPr>
         <w:tc>
           <w:tcPr>
@@ -1009,12 +1007,12 @@
           <w:p>
             <w:pPr>
               <w:spacing w:after="0" w:line="240" w:lineRule="auto"/>
-              <w:ind w:firstLineChars="100" w:firstLine="160"/>
-              <w:rPr>
-                <w:rFonts w:ascii="Montserrat" w:eastAsia="Times New Roman" w:hAnsi="Montserrat" w:cs="Calibri"/>
-                <w:color w:val="000000"/>
-                <w:kern w:val="0"/>
-                <w:sz w:val="16"/>
+              <w:ind w:firstLineChars="100" w:firstLine="200"/>
+              <w:rPr>
+                <w:rFonts w:ascii="Montserrat" w:eastAsia="Times New Roman" w:hAnsi="Montserrat" w:cs="Calibri"/>
+                <w:color w:val="000000"/>
+                <w:kern w:val="0"/>
+                <w:sz w:val="20"/>
                 <w:szCs w:val="16"/>
                 <w14:ligatures w14:val="none"/>
               </w:rPr>
@@ -1024,7 +1022,7 @@
                 <w:rFonts w:ascii="Montserrat" w:eastAsia="Times New Roman" w:hAnsi="Montserrat" w:cs="Calibri"/>
                 <w:color w:val="000000"/>
                 <w:kern w:val="0"/>
-                <w:sz w:val="16"/>
+                <w:sz w:val="20"/>
                 <w:szCs w:val="16"/>
                 <w14:ligatures w14:val="none"/>
               </w:rPr>
@@ -1034,7 +1032,7 @@
         </w:tc>
         <w:tc>
           <w:tcPr>
-            <w:tcW w:w="2325" w:type="dxa"/>
+            <w:tcW w:w="6285" w:type="dxa"/>
             <w:vMerge w:val="restart"/>
             <w:tcBorders>
               <w:top w:val="nil"/>
@@ -1054,7 +1052,7 @@
                 <w:rFonts w:ascii="Montserrat" w:eastAsia="Times New Roman" w:hAnsi="Montserrat" w:cs="Calibri"/>
                 <w:color w:val="000000"/>
                 <w:kern w:val="0"/>
-                <w:sz w:val="16"/>
+                <w:sz w:val="20"/>
                 <w:szCs w:val="16"/>
                 <w14:ligatures w14:val="none"/>
               </w:rPr>
@@ -1064,7 +1062,7 @@
                 <w:rFonts w:ascii="Montserrat" w:eastAsia="Times New Roman" w:hAnsi="Montserrat" w:cs="Calibri"/>
                 <w:color w:val="000000"/>
                 <w:kern w:val="0"/>
-                <w:sz w:val="16"/>
+                <w:sz w:val="20"/>
                 <w:szCs w:val="16"/>
                 <w14:ligatures w14:val="none"/>
               </w:rPr>
@@ -1075,7 +1073,7 @@
       </w:tr>
       <w:tr>
         <w:trPr>
-          <w:trHeight w:val="360"/>
+          <w:trHeight w:val="20"/>
         </w:trPr>
         <w:tc>
           <w:tcPr>
@@ -1093,12 +1091,12 @@
           <w:p>
             <w:pPr>
               <w:spacing w:after="0" w:line="240" w:lineRule="auto"/>
-              <w:ind w:firstLineChars="100" w:firstLine="160"/>
-              <w:rPr>
-                <w:rFonts w:ascii="Montserrat" w:eastAsia="Times New Roman" w:hAnsi="Montserrat" w:cs="Calibri"/>
-                <w:color w:val="000000"/>
-                <w:kern w:val="0"/>
-                <w:sz w:val="16"/>
+              <w:ind w:firstLineChars="100" w:firstLine="200"/>
+              <w:rPr>
+                <w:rFonts w:ascii="Montserrat" w:eastAsia="Times New Roman" w:hAnsi="Montserrat" w:cs="Calibri"/>
+                <w:color w:val="000000"/>
+                <w:kern w:val="0"/>
+                <w:sz w:val="20"/>
                 <w:szCs w:val="16"/>
                 <w14:ligatures w14:val="none"/>
               </w:rPr>
@@ -1108,7 +1106,7 @@
                 <w:rFonts w:ascii="Montserrat" w:eastAsia="Times New Roman" w:hAnsi="Montserrat" w:cs="Calibri"/>
                 <w:color w:val="000000"/>
                 <w:kern w:val="0"/>
-                <w:sz w:val="16"/>
+                <w:sz w:val="20"/>
                 <w:szCs w:val="16"/>
                 <w14:ligatures w14:val="none"/>
               </w:rPr>
@@ -1118,7 +1116,7 @@
         </w:tc>
         <w:tc>
           <w:tcPr>
-            <w:tcW w:w="2325" w:type="dxa"/>
+            <w:tcW w:w="6285" w:type="dxa"/>
             <w:vMerge/>
             <w:tcBorders>
               <w:top w:val="nil"/>
@@ -1136,7 +1134,7 @@
                 <w:rFonts w:ascii="Montserrat" w:eastAsia="Times New Roman" w:hAnsi="Montserrat" w:cs="Calibri"/>
                 <w:color w:val="000000"/>
                 <w:kern w:val="0"/>
-                <w:sz w:val="16"/>
+                <w:sz w:val="20"/>
                 <w:szCs w:val="16"/>
                 <w14:ligatures w14:val="none"/>
               </w:rPr>
@@ -1146,7 +1144,7 @@
       </w:tr>
       <w:tr>
         <w:trPr>
-          <w:trHeight w:val="360"/>
+          <w:trHeight w:val="20"/>
         </w:trPr>
         <w:tc>
           <w:tcPr>
@@ -1164,12 +1162,12 @@
           <w:p>
             <w:pPr>
               <w:spacing w:after="0" w:line="240" w:lineRule="auto"/>
-              <w:ind w:firstLineChars="100" w:firstLine="160"/>
-              <w:rPr>
-                <w:rFonts w:ascii="Montserrat" w:eastAsia="Times New Roman" w:hAnsi="Montserrat" w:cs="Calibri"/>
-                <w:color w:val="000000"/>
-                <w:kern w:val="0"/>
-                <w:sz w:val="16"/>
+              <w:ind w:firstLineChars="100" w:firstLine="200"/>
+              <w:rPr>
+                <w:rFonts w:ascii="Montserrat" w:eastAsia="Times New Roman" w:hAnsi="Montserrat" w:cs="Calibri"/>
+                <w:color w:val="000000"/>
+                <w:kern w:val="0"/>
+                <w:sz w:val="20"/>
                 <w:szCs w:val="16"/>
                 <w14:ligatures w14:val="none"/>
               </w:rPr>
@@ -1179,7 +1177,7 @@
                 <w:rFonts w:ascii="Montserrat" w:eastAsia="Times New Roman" w:hAnsi="Montserrat" w:cs="Calibri"/>
                 <w:color w:val="000000"/>
                 <w:kern w:val="0"/>
-                <w:sz w:val="16"/>
+                <w:sz w:val="20"/>
                 <w:szCs w:val="16"/>
                 <w14:ligatures w14:val="none"/>
               </w:rPr>
@@ -1189,7 +1187,7 @@
         </w:tc>
         <w:tc>
           <w:tcPr>
-            <w:tcW w:w="2325" w:type="dxa"/>
+            <w:tcW w:w="6285" w:type="dxa"/>
             <w:vMerge/>
             <w:tcBorders>
               <w:top w:val="nil"/>
@@ -1207,7 +1205,7 @@
                 <w:rFonts w:ascii="Montserrat" w:eastAsia="Times New Roman" w:hAnsi="Montserrat" w:cs="Calibri"/>
                 <w:color w:val="000000"/>
                 <w:kern w:val="0"/>
-                <w:sz w:val="16"/>
+                <w:sz w:val="20"/>
                 <w:szCs w:val="16"/>
                 <w14:ligatures w14:val="none"/>
               </w:rPr>
@@ -1217,7 +1215,7 @@
       </w:tr>
       <w:tr>
         <w:trPr>
-          <w:trHeight w:val="360"/>
+          <w:trHeight w:val="20"/>
         </w:trPr>
         <w:tc>
           <w:tcPr>
@@ -1234,12 +1232,12 @@
           <w:p>
             <w:pPr>
               <w:spacing w:after="0" w:line="240" w:lineRule="auto"/>
-              <w:ind w:firstLineChars="100" w:firstLine="140"/>
-              <w:rPr>
-                <w:rFonts w:ascii="Montserrat" w:eastAsia="Times New Roman" w:hAnsi="Montserrat" w:cs="Calibri"/>
-                <w:color w:val="000000"/>
-                <w:kern w:val="0"/>
-                <w:sz w:val="14"/>
+              <w:ind w:firstLineChars="100" w:firstLine="200"/>
+              <w:rPr>
+                <w:rFonts w:ascii="Montserrat" w:eastAsia="Times New Roman" w:hAnsi="Montserrat" w:cs="Calibri"/>
+                <w:color w:val="000000"/>
+                <w:kern w:val="0"/>
+                <w:sz w:val="20"/>
                 <w:szCs w:val="14"/>
                 <w14:ligatures w14:val="none"/>
               </w:rPr>
@@ -1249,7 +1247,7 @@
                 <w:rFonts w:ascii="Montserrat" w:eastAsia="Times New Roman" w:hAnsi="Montserrat" w:cs="Calibri"/>
                 <w:color w:val="000000"/>
                 <w:kern w:val="0"/>
-                <w:sz w:val="14"/>
+                <w:sz w:val="20"/>
                 <w:szCs w:val="14"/>
                 <w14:ligatures w14:val="none"/>
               </w:rPr>
@@ -1259,7 +1257,7 @@
         </w:tc>
         <w:tc>
           <w:tcPr>
-            <w:tcW w:w="2325" w:type="dxa"/>
+            <w:tcW w:w="6285" w:type="dxa"/>
             <w:vMerge/>
             <w:tcBorders>
               <w:top w:val="nil"/>
@@ -1277,7 +1275,7 @@
                 <w:rFonts w:ascii="Montserrat" w:eastAsia="Times New Roman" w:hAnsi="Montserrat" w:cs="Calibri"/>
                 <w:color w:val="000000"/>
                 <w:kern w:val="0"/>
-                <w:sz w:val="16"/>
+                <w:sz w:val="20"/>
                 <w:szCs w:val="16"/>
                 <w14:ligatures w14:val="none"/>
               </w:rPr>
@@ -1287,7 +1285,7 @@
       </w:tr>
       <w:tr>
         <w:trPr>
-          <w:trHeight w:val="360"/>
+          <w:trHeight w:val="20"/>
         </w:trPr>
         <w:tc>
           <w:tcPr>
@@ -1305,12 +1303,12 @@
           <w:p>
             <w:pPr>
               <w:spacing w:after="0" w:line="240" w:lineRule="auto"/>
-              <w:ind w:firstLineChars="100" w:firstLine="160"/>
-              <w:rPr>
-                <w:rFonts w:ascii="Montserrat" w:eastAsia="Times New Roman" w:hAnsi="Montserrat" w:cs="Calibri"/>
-                <w:color w:val="000000"/>
-                <w:kern w:val="0"/>
-                <w:sz w:val="16"/>
+              <w:ind w:firstLineChars="100" w:firstLine="200"/>
+              <w:rPr>
+                <w:rFonts w:ascii="Montserrat" w:eastAsia="Times New Roman" w:hAnsi="Montserrat" w:cs="Calibri"/>
+                <w:color w:val="000000"/>
+                <w:kern w:val="0"/>
+                <w:sz w:val="20"/>
                 <w:szCs w:val="16"/>
                 <w14:ligatures w14:val="none"/>
               </w:rPr>
@@ -1320,7 +1318,7 @@
                 <w:rFonts w:ascii="Montserrat" w:eastAsia="Times New Roman" w:hAnsi="Montserrat" w:cs="Calibri"/>
                 <w:color w:val="000000"/>
                 <w:kern w:val="0"/>
-                <w:sz w:val="16"/>
+                <w:sz w:val="20"/>
                 <w:szCs w:val="16"/>
                 <w14:ligatures w14:val="none"/>
               </w:rPr>
@@ -1330,7 +1328,7 @@
         </w:tc>
         <w:tc>
           <w:tcPr>
-            <w:tcW w:w="2325" w:type="dxa"/>
+            <w:tcW w:w="6285" w:type="dxa"/>
             <w:vMerge/>
             <w:tcBorders>
               <w:top w:val="nil"/>
@@ -1348,7 +1346,7 @@
                 <w:rFonts w:ascii="Montserrat" w:eastAsia="Times New Roman" w:hAnsi="Montserrat" w:cs="Calibri"/>
                 <w:color w:val="000000"/>
                 <w:kern w:val="0"/>
-                <w:sz w:val="16"/>
+                <w:sz w:val="20"/>
                 <w:szCs w:val="16"/>
                 <w14:ligatures w14:val="none"/>
               </w:rPr>
@@ -1358,7 +1356,7 @@
       </w:tr>
       <w:tr>
         <w:trPr>
-          <w:trHeight w:val="360"/>
+          <w:trHeight w:val="20"/>
         </w:trPr>
         <w:tc>
           <w:tcPr>
@@ -1376,12 +1374,12 @@
           <w:p>
             <w:pPr>
               <w:spacing w:after="0" w:line="240" w:lineRule="auto"/>
-              <w:ind w:firstLineChars="100" w:firstLine="160"/>
-              <w:rPr>
-                <w:rFonts w:ascii="Montserrat" w:eastAsia="Times New Roman" w:hAnsi="Montserrat" w:cs="Calibri"/>
-                <w:color w:val="000000"/>
-                <w:kern w:val="0"/>
-                <w:sz w:val="16"/>
+              <w:ind w:firstLineChars="100" w:firstLine="200"/>
+              <w:rPr>
+                <w:rFonts w:ascii="Montserrat" w:eastAsia="Times New Roman" w:hAnsi="Montserrat" w:cs="Calibri"/>
+                <w:color w:val="000000"/>
+                <w:kern w:val="0"/>
+                <w:sz w:val="20"/>
                 <w:szCs w:val="16"/>
                 <w14:ligatures w14:val="none"/>
               </w:rPr>
@@ -1391,7 +1389,7 @@
                 <w:rFonts w:ascii="Montserrat" w:eastAsia="Times New Roman" w:hAnsi="Montserrat" w:cs="Calibri"/>
                 <w:color w:val="000000"/>
                 <w:kern w:val="0"/>
-                <w:sz w:val="16"/>
+                <w:sz w:val="20"/>
                 <w:szCs w:val="16"/>
                 <w14:ligatures w14:val="none"/>
               </w:rPr>
@@ -1401,7 +1399,7 @@
         </w:tc>
         <w:tc>
           <w:tcPr>
-            <w:tcW w:w="2325" w:type="dxa"/>
+            <w:tcW w:w="6285" w:type="dxa"/>
             <w:vMerge/>
             <w:tcBorders>
               <w:top w:val="nil"/>
@@ -1419,7 +1417,7 @@
                 <w:rFonts w:ascii="Montserrat" w:eastAsia="Times New Roman" w:hAnsi="Montserrat" w:cs="Calibri"/>
                 <w:color w:val="000000"/>
                 <w:kern w:val="0"/>
-                <w:sz w:val="16"/>
+                <w:sz w:val="20"/>
                 <w:szCs w:val="16"/>
                 <w14:ligatures w14:val="none"/>
               </w:rPr>
@@ -1429,7 +1427,7 @@
       </w:tr>
       <w:tr>
         <w:trPr>
-          <w:trHeight w:val="402"/>
+          <w:trHeight w:val="20"/>
         </w:trPr>
         <w:tc>
           <w:tcPr>
@@ -1448,14 +1446,14 @@
           <w:p>
             <w:pPr>
               <w:spacing w:after="0" w:line="240" w:lineRule="auto"/>
-              <w:ind w:firstLineChars="100" w:firstLine="161"/>
+              <w:ind w:firstLineChars="100" w:firstLine="201"/>
               <w:rPr>
                 <w:rFonts w:ascii="Montserrat" w:eastAsia="Times New Roman" w:hAnsi="Montserrat" w:cs="Calibri"/>
                 <w:b/>
                 <w:bCs/>
                 <w:color w:val="007EC5"/>
                 <w:kern w:val="0"/>
-                <w:sz w:val="16"/>
+                <w:sz w:val="20"/>
                 <w:szCs w:val="16"/>
                 <w14:ligatures w14:val="none"/>
               </w:rPr>
@@ -1467,7 +1465,7 @@
                 <w:bCs/>
                 <w:color w:val="007EC5"/>
                 <w:kern w:val="0"/>
-                <w:sz w:val="16"/>
+                <w:sz w:val="20"/>
                 <w:szCs w:val="16"/>
                 <w14:ligatures w14:val="none"/>
               </w:rPr>
@@ -1477,7 +1475,7 @@
         </w:tc>
         <w:tc>
           <w:tcPr>
-            <w:tcW w:w="2325" w:type="dxa"/>
+            <w:tcW w:w="6285" w:type="dxa"/>
             <w:tcBorders>
               <w:top w:val="nil"/>
               <w:left w:val="nil"/>
@@ -1498,7 +1496,7 @@
                 <w:bCs/>
                 <w:color w:val="007EC5"/>
                 <w:kern w:val="0"/>
-                <w:sz w:val="16"/>
+                <w:sz w:val="20"/>
                 <w:szCs w:val="16"/>
                 <w14:ligatures w14:val="none"/>
               </w:rPr>
@@ -1510,7 +1508,7 @@
                 <w:bCs/>
                 <w:color w:val="007EC5"/>
                 <w:kern w:val="0"/>
-                <w:sz w:val="16"/>
+                <w:sz w:val="20"/>
                 <w:szCs w:val="16"/>
                 <w14:ligatures w14:val="none"/>
               </w:rPr>
@@ -1521,7 +1519,7 @@
       </w:tr>
       <w:tr>
         <w:trPr>
-          <w:trHeight w:val="360"/>
+          <w:trHeight w:val="20"/>
         </w:trPr>
         <w:tc>
           <w:tcPr>
@@ -1539,12 +1537,12 @@
           <w:p>
             <w:pPr>
               <w:spacing w:after="0" w:line="240" w:lineRule="auto"/>
-              <w:ind w:firstLineChars="100" w:firstLine="160"/>
-              <w:rPr>
-                <w:rFonts w:ascii="Montserrat" w:eastAsia="Times New Roman" w:hAnsi="Montserrat" w:cs="Calibri"/>
-                <w:color w:val="000000"/>
-                <w:kern w:val="0"/>
-                <w:sz w:val="16"/>
+              <w:ind w:firstLineChars="100" w:firstLine="200"/>
+              <w:rPr>
+                <w:rFonts w:ascii="Montserrat" w:eastAsia="Times New Roman" w:hAnsi="Montserrat" w:cs="Calibri"/>
+                <w:color w:val="000000"/>
+                <w:kern w:val="0"/>
+                <w:sz w:val="20"/>
                 <w:szCs w:val="16"/>
                 <w14:ligatures w14:val="none"/>
               </w:rPr>
@@ -1554,7 +1552,7 @@
                 <w:rFonts w:ascii="Montserrat" w:eastAsia="Times New Roman" w:hAnsi="Montserrat" w:cs="Calibri"/>
                 <w:color w:val="000000"/>
                 <w:kern w:val="0"/>
-                <w:sz w:val="16"/>
+                <w:sz w:val="20"/>
                 <w:szCs w:val="16"/>
                 <w14:ligatures w14:val="none"/>
               </w:rPr>
@@ -1564,7 +1562,7 @@
         </w:tc>
         <w:tc>
           <w:tcPr>
-            <w:tcW w:w="2325" w:type="dxa"/>
+            <w:tcW w:w="6285" w:type="dxa"/>
             <w:tcBorders>
               <w:top w:val="nil"/>
               <w:left w:val="nil"/>
@@ -1583,7 +1581,7 @@
                 <w:rFonts w:ascii="Montserrat" w:eastAsia="Times New Roman" w:hAnsi="Montserrat" w:cs="Calibri"/>
                 <w:color w:val="000000"/>
                 <w:kern w:val="0"/>
-                <w:sz w:val="16"/>
+                <w:sz w:val="20"/>
                 <w:szCs w:val="16"/>
                 <w14:ligatures w14:val="none"/>
               </w:rPr>
@@ -1593,7 +1591,7 @@
                 <w:rFonts w:ascii="Montserrat" w:eastAsia="Times New Roman" w:hAnsi="Montserrat" w:cs="Calibri"/>
                 <w:color w:val="000000"/>
                 <w:kern w:val="0"/>
-                <w:sz w:val="16"/>
+                <w:sz w:val="20"/>
                 <w:szCs w:val="16"/>
                 <w14:ligatures w14:val="none"/>
               </w:rPr>
@@ -1604,7 +1602,7 @@
       </w:tr>
       <w:tr>
         <w:trPr>
-          <w:trHeight w:val="360"/>
+          <w:trHeight w:val="20"/>
         </w:trPr>
         <w:tc>
           <w:tcPr>
@@ -1622,12 +1620,12 @@
           <w:p>
             <w:pPr>
               <w:spacing w:after="0" w:line="240" w:lineRule="auto"/>
-              <w:ind w:firstLineChars="100" w:firstLine="160"/>
-              <w:rPr>
-                <w:rFonts w:ascii="Montserrat" w:eastAsia="Times New Roman" w:hAnsi="Montserrat" w:cs="Calibri"/>
-                <w:color w:val="000000"/>
-                <w:kern w:val="0"/>
-                <w:sz w:val="16"/>
+              <w:ind w:firstLineChars="100" w:firstLine="200"/>
+              <w:rPr>
+                <w:rFonts w:ascii="Montserrat" w:eastAsia="Times New Roman" w:hAnsi="Montserrat" w:cs="Calibri"/>
+                <w:color w:val="000000"/>
+                <w:kern w:val="0"/>
+                <w:sz w:val="20"/>
                 <w:szCs w:val="16"/>
                 <w14:ligatures w14:val="none"/>
               </w:rPr>
@@ -1637,7 +1635,7 @@
                 <w:rFonts w:ascii="Montserrat" w:eastAsia="Times New Roman" w:hAnsi="Montserrat" w:cs="Calibri"/>
                 <w:color w:val="000000"/>
                 <w:kern w:val="0"/>
-                <w:sz w:val="16"/>
+                <w:sz w:val="20"/>
                 <w:szCs w:val="16"/>
                 <w14:ligatures w14:val="none"/>
               </w:rPr>
@@ -1647,7 +1645,7 @@
         </w:tc>
         <w:tc>
           <w:tcPr>
-            <w:tcW w:w="2325" w:type="dxa"/>
+            <w:tcW w:w="6285" w:type="dxa"/>
             <w:tcBorders>
               <w:top w:val="nil"/>
               <w:left w:val="nil"/>
@@ -1666,7 +1664,7 @@
                 <w:rFonts w:ascii="Montserrat" w:eastAsia="Times New Roman" w:hAnsi="Montserrat" w:cs="Calibri"/>
                 <w:color w:val="000000"/>
                 <w:kern w:val="0"/>
-                <w:sz w:val="16"/>
+                <w:sz w:val="20"/>
                 <w:szCs w:val="16"/>
                 <w14:ligatures w14:val="none"/>
               </w:rPr>
@@ -1676,7 +1674,7 @@
                 <w:rFonts w:ascii="Montserrat" w:eastAsia="Times New Roman" w:hAnsi="Montserrat" w:cs="Calibri"/>
                 <w:color w:val="000000"/>
                 <w:kern w:val="0"/>
-                <w:sz w:val="16"/>
+                <w:sz w:val="20"/>
                 <w:szCs w:val="16"/>
                 <w14:ligatures w14:val="none"/>
               </w:rPr>
@@ -1687,7 +1685,7 @@
       </w:tr>
       <w:tr>
         <w:trPr>
-          <w:trHeight w:val="360"/>
+          <w:trHeight w:val="20"/>
         </w:trPr>
         <w:tc>
           <w:tcPr>
@@ -1705,12 +1703,12 @@
           <w:p>
             <w:pPr>
               <w:spacing w:after="0" w:line="240" w:lineRule="auto"/>
-              <w:ind w:firstLineChars="100" w:firstLine="160"/>
-              <w:rPr>
-                <w:rFonts w:ascii="Montserrat" w:eastAsia="Times New Roman" w:hAnsi="Montserrat" w:cs="Calibri"/>
-                <w:color w:val="000000"/>
-                <w:kern w:val="0"/>
-                <w:sz w:val="16"/>
+              <w:ind w:firstLineChars="100" w:firstLine="200"/>
+              <w:rPr>
+                <w:rFonts w:ascii="Montserrat" w:eastAsia="Times New Roman" w:hAnsi="Montserrat" w:cs="Calibri"/>
+                <w:color w:val="000000"/>
+                <w:kern w:val="0"/>
+                <w:sz w:val="20"/>
                 <w:szCs w:val="16"/>
                 <w14:ligatures w14:val="none"/>
               </w:rPr>
@@ -1720,7 +1718,7 @@
                 <w:rFonts w:ascii="Montserrat" w:eastAsia="Times New Roman" w:hAnsi="Montserrat" w:cs="Calibri"/>
                 <w:color w:val="000000"/>
                 <w:kern w:val="0"/>
-                <w:sz w:val="16"/>
+                <w:sz w:val="20"/>
                 <w:szCs w:val="16"/>
                 <w14:ligatures w14:val="none"/>
               </w:rPr>
@@ -1730,7 +1728,7 @@
         </w:tc>
         <w:tc>
           <w:tcPr>
-            <w:tcW w:w="2325" w:type="dxa"/>
+            <w:tcW w:w="6285" w:type="dxa"/>
             <w:tcBorders>
               <w:top w:val="nil"/>
               <w:left w:val="nil"/>
@@ -1749,7 +1747,7 @@
                 <w:rFonts w:ascii="Montserrat" w:eastAsia="Times New Roman" w:hAnsi="Montserrat" w:cs="Calibri"/>
                 <w:color w:val="000000"/>
                 <w:kern w:val="0"/>
-                <w:sz w:val="16"/>
+                <w:sz w:val="20"/>
                 <w:szCs w:val="16"/>
                 <w14:ligatures w14:val="none"/>
               </w:rPr>
@@ -1759,7 +1757,7 @@
                 <w:rFonts w:ascii="Montserrat" w:eastAsia="Times New Roman" w:hAnsi="Montserrat" w:cs="Calibri"/>
                 <w:color w:val="000000"/>
                 <w:kern w:val="0"/>
-                <w:sz w:val="16"/>
+                <w:sz w:val="20"/>
                 <w:szCs w:val="16"/>
                 <w14:ligatures w14:val="none"/>
               </w:rPr>
@@ -1770,7 +1768,7 @@
       </w:tr>
       <w:tr>
         <w:trPr>
-          <w:trHeight w:val="360"/>
+          <w:trHeight w:val="20"/>
         </w:trPr>
         <w:tc>
           <w:tcPr>
@@ -1788,12 +1786,12 @@
           <w:p>
             <w:pPr>
               <w:spacing w:after="0" w:line="240" w:lineRule="auto"/>
-              <w:ind w:firstLineChars="100" w:firstLine="160"/>
-              <w:rPr>
-                <w:rFonts w:ascii="Montserrat" w:eastAsia="Times New Roman" w:hAnsi="Montserrat" w:cs="Calibri"/>
-                <w:color w:val="000000"/>
-                <w:kern w:val="0"/>
-                <w:sz w:val="16"/>
+              <w:ind w:firstLineChars="100" w:firstLine="200"/>
+              <w:rPr>
+                <w:rFonts w:ascii="Montserrat" w:eastAsia="Times New Roman" w:hAnsi="Montserrat" w:cs="Calibri"/>
+                <w:color w:val="000000"/>
+                <w:kern w:val="0"/>
+                <w:sz w:val="20"/>
                 <w:szCs w:val="16"/>
                 <w14:ligatures w14:val="none"/>
               </w:rPr>
@@ -1803,7 +1801,7 @@
                 <w:rFonts w:ascii="Montserrat" w:eastAsia="Times New Roman" w:hAnsi="Montserrat" w:cs="Calibri"/>
                 <w:color w:val="000000"/>
                 <w:kern w:val="0"/>
-                <w:sz w:val="16"/>
+                <w:sz w:val="20"/>
                 <w:szCs w:val="16"/>
                 <w14:ligatures w14:val="none"/>
               </w:rPr>
@@ -1813,7 +1811,7 @@
         </w:tc>
         <w:tc>
           <w:tcPr>
-            <w:tcW w:w="2325" w:type="dxa"/>
+            <w:tcW w:w="6285" w:type="dxa"/>
             <w:tcBorders>
               <w:top w:val="nil"/>
               <w:left w:val="nil"/>
@@ -1832,7 +1830,7 @@
                 <w:rFonts w:ascii="Montserrat" w:eastAsia="Times New Roman" w:hAnsi="Montserrat" w:cs="Calibri"/>
                 <w:color w:val="000000"/>
                 <w:kern w:val="0"/>
-                <w:sz w:val="16"/>
+                <w:sz w:val="20"/>
                 <w:szCs w:val="16"/>
                 <w14:ligatures w14:val="none"/>
               </w:rPr>
@@ -1842,7 +1840,7 @@
                 <w:rFonts w:ascii="Montserrat" w:eastAsia="Times New Roman" w:hAnsi="Montserrat" w:cs="Calibri"/>
                 <w:color w:val="000000"/>
                 <w:kern w:val="0"/>
-                <w:sz w:val="16"/>
+                <w:sz w:val="20"/>
                 <w:szCs w:val="16"/>
                 <w14:ligatures w14:val="none"/>
               </w:rPr>
@@ -1853,7 +1851,7 @@
       </w:tr>
       <w:tr>
         <w:trPr>
-          <w:trHeight w:val="360"/>
+          <w:trHeight w:val="20"/>
         </w:trPr>
         <w:tc>
           <w:tcPr>
@@ -1871,12 +1869,12 @@
           <w:p>
             <w:pPr>
               <w:spacing w:after="0" w:line="240" w:lineRule="auto"/>
-              <w:ind w:firstLineChars="100" w:firstLine="160"/>
-              <w:rPr>
-                <w:rFonts w:ascii="Montserrat" w:eastAsia="Times New Roman" w:hAnsi="Montserrat" w:cs="Calibri"/>
-                <w:color w:val="000000"/>
-                <w:kern w:val="0"/>
-                <w:sz w:val="16"/>
+              <w:ind w:firstLineChars="100" w:firstLine="200"/>
+              <w:rPr>
+                <w:rFonts w:ascii="Montserrat" w:eastAsia="Times New Roman" w:hAnsi="Montserrat" w:cs="Calibri"/>
+                <w:color w:val="000000"/>
+                <w:kern w:val="0"/>
+                <w:sz w:val="20"/>
                 <w:szCs w:val="16"/>
                 <w14:ligatures w14:val="none"/>
               </w:rPr>
@@ -1886,7 +1884,7 @@
                 <w:rFonts w:ascii="Montserrat" w:eastAsia="Times New Roman" w:hAnsi="Montserrat" w:cs="Calibri"/>
                 <w:color w:val="000000"/>
                 <w:kern w:val="0"/>
-                <w:sz w:val="16"/>
+                <w:sz w:val="20"/>
                 <w:szCs w:val="16"/>
                 <w14:ligatures w14:val="none"/>
               </w:rPr>
@@ -1896,7 +1894,7 @@
         </w:tc>
         <w:tc>
           <w:tcPr>
-            <w:tcW w:w="2325" w:type="dxa"/>
+            <w:tcW w:w="6285" w:type="dxa"/>
             <w:tcBorders>
               <w:top w:val="nil"/>
               <w:left w:val="nil"/>
@@ -1915,7 +1913,7 @@
                 <w:rFonts w:ascii="Montserrat" w:eastAsia="Times New Roman" w:hAnsi="Montserrat" w:cs="Calibri"/>
                 <w:color w:val="000000"/>
                 <w:kern w:val="0"/>
-                <w:sz w:val="16"/>
+                <w:sz w:val="20"/>
                 <w:szCs w:val="16"/>
                 <w14:ligatures w14:val="none"/>
               </w:rPr>
@@ -1925,7 +1923,7 @@
                 <w:rFonts w:ascii="Montserrat" w:eastAsia="Times New Roman" w:hAnsi="Montserrat" w:cs="Calibri"/>
                 <w:color w:val="000000"/>
                 <w:kern w:val="0"/>
-                <w:sz w:val="16"/>
+                <w:sz w:val="20"/>
                 <w:szCs w:val="16"/>
                 <w14:ligatures w14:val="none"/>
               </w:rPr>
@@ -1936,7 +1934,7 @@
       </w:tr>
       <w:tr>
         <w:trPr>
-          <w:trHeight w:val="360"/>
+          <w:trHeight w:val="20"/>
         </w:trPr>
         <w:tc>
           <w:tcPr>
@@ -1954,12 +1952,12 @@
           <w:p>
             <w:pPr>
               <w:spacing w:after="0" w:line="240" w:lineRule="auto"/>
-              <w:ind w:firstLineChars="100" w:firstLine="160"/>
-              <w:rPr>
-                <w:rFonts w:ascii="Montserrat" w:eastAsia="Times New Roman" w:hAnsi="Montserrat" w:cs="Calibri"/>
-                <w:color w:val="000000"/>
-                <w:kern w:val="0"/>
-                <w:sz w:val="16"/>
+              <w:ind w:firstLineChars="100" w:firstLine="200"/>
+              <w:rPr>
+                <w:rFonts w:ascii="Montserrat" w:eastAsia="Times New Roman" w:hAnsi="Montserrat" w:cs="Calibri"/>
+                <w:color w:val="000000"/>
+                <w:kern w:val="0"/>
+                <w:sz w:val="20"/>
                 <w:szCs w:val="16"/>
                 <w14:ligatures w14:val="none"/>
               </w:rPr>
@@ -1969,7 +1967,7 @@
                 <w:rFonts w:ascii="Montserrat" w:eastAsia="Times New Roman" w:hAnsi="Montserrat" w:cs="Calibri"/>
                 <w:color w:val="000000"/>
                 <w:kern w:val="0"/>
-                <w:sz w:val="16"/>
+                <w:sz w:val="20"/>
                 <w:szCs w:val="16"/>
                 <w14:ligatures w14:val="none"/>
               </w:rPr>
@@ -1979,7 +1977,7 @@
         </w:tc>
         <w:tc>
           <w:tcPr>
-            <w:tcW w:w="2325" w:type="dxa"/>
+            <w:tcW w:w="6285" w:type="dxa"/>
             <w:tcBorders>
               <w:top w:val="nil"/>
               <w:left w:val="nil"/>
@@ -1998,7 +1996,7 @@
                 <w:rFonts w:ascii="Montserrat" w:eastAsia="Times New Roman" w:hAnsi="Montserrat" w:cs="Calibri"/>
                 <w:color w:val="000000"/>
                 <w:kern w:val="0"/>
-                <w:sz w:val="16"/>
+                <w:sz w:val="20"/>
                 <w:szCs w:val="16"/>
                 <w14:ligatures w14:val="none"/>
               </w:rPr>
@@ -2008,7 +2006,7 @@
                 <w:rFonts w:ascii="Montserrat" w:eastAsia="Times New Roman" w:hAnsi="Montserrat" w:cs="Calibri"/>
                 <w:color w:val="000000"/>
                 <w:kern w:val="0"/>
-                <w:sz w:val="16"/>
+                <w:sz w:val="20"/>
                 <w:szCs w:val="16"/>
                 <w14:ligatures w14:val="none"/>
               </w:rPr>
@@ -2019,7 +2017,7 @@
       </w:tr>
       <w:tr>
         <w:trPr>
-          <w:trHeight w:val="360"/>
+          <w:trHeight w:val="20"/>
         </w:trPr>
         <w:tc>
           <w:tcPr>
@@ -2037,12 +2035,12 @@
           <w:p>
             <w:pPr>
               <w:spacing w:after="0" w:line="240" w:lineRule="auto"/>
-              <w:ind w:firstLineChars="100" w:firstLine="160"/>
-              <w:rPr>
-                <w:rFonts w:ascii="Montserrat" w:eastAsia="Times New Roman" w:hAnsi="Montserrat" w:cs="Calibri"/>
-                <w:color w:val="000000"/>
-                <w:kern w:val="0"/>
-                <w:sz w:val="16"/>
+              <w:ind w:firstLineChars="100" w:firstLine="200"/>
+              <w:rPr>
+                <w:rFonts w:ascii="Montserrat" w:eastAsia="Times New Roman" w:hAnsi="Montserrat" w:cs="Calibri"/>
+                <w:color w:val="000000"/>
+                <w:kern w:val="0"/>
+                <w:sz w:val="20"/>
                 <w:szCs w:val="16"/>
                 <w14:ligatures w14:val="none"/>
               </w:rPr>
@@ -2052,7 +2050,7 @@
                 <w:rFonts w:ascii="Montserrat" w:eastAsia="Times New Roman" w:hAnsi="Montserrat" w:cs="Calibri"/>
                 <w:color w:val="000000"/>
                 <w:kern w:val="0"/>
-                <w:sz w:val="16"/>
+                <w:sz w:val="20"/>
                 <w:szCs w:val="16"/>
                 <w14:ligatures w14:val="none"/>
               </w:rPr>
@@ -2062,7 +2060,7 @@
         </w:tc>
         <w:tc>
           <w:tcPr>
-            <w:tcW w:w="2325" w:type="dxa"/>
+            <w:tcW w:w="6285" w:type="dxa"/>
             <w:tcBorders>
               <w:top w:val="nil"/>
               <w:left w:val="nil"/>
@@ -2081,7 +2079,7 @@
                 <w:rFonts w:ascii="Montserrat" w:eastAsia="Times New Roman" w:hAnsi="Montserrat" w:cs="Calibri"/>
                 <w:color w:val="000000"/>
                 <w:kern w:val="0"/>
-                <w:sz w:val="16"/>
+                <w:sz w:val="20"/>
                 <w:szCs w:val="16"/>
                 <w14:ligatures w14:val="none"/>
               </w:rPr>
@@ -2091,7 +2089,7 @@
                 <w:rFonts w:ascii="Montserrat" w:eastAsia="Times New Roman" w:hAnsi="Montserrat" w:cs="Calibri"/>
                 <w:color w:val="000000"/>
                 <w:kern w:val="0"/>
-                <w:sz w:val="16"/>
+                <w:sz w:val="20"/>
                 <w:szCs w:val="16"/>
                 <w14:ligatures w14:val="none"/>
               </w:rPr>
@@ -2102,7 +2100,7 @@
       </w:tr>
       <w:tr>
         <w:trPr>
-          <w:trHeight w:val="360"/>
+          <w:trHeight w:val="20"/>
         </w:trPr>
         <w:tc>
           <w:tcPr>
@@ -2120,12 +2118,12 @@
           <w:p>
             <w:pPr>
               <w:spacing w:after="0" w:line="240" w:lineRule="auto"/>
-              <w:ind w:firstLineChars="100" w:firstLine="160"/>
-              <w:rPr>
-                <w:rFonts w:ascii="Montserrat" w:eastAsia="Times New Roman" w:hAnsi="Montserrat" w:cs="Calibri"/>
-                <w:color w:val="000000"/>
-                <w:kern w:val="0"/>
-                <w:sz w:val="16"/>
+              <w:ind w:firstLineChars="100" w:firstLine="200"/>
+              <w:rPr>
+                <w:rFonts w:ascii="Montserrat" w:eastAsia="Times New Roman" w:hAnsi="Montserrat" w:cs="Calibri"/>
+                <w:color w:val="000000"/>
+                <w:kern w:val="0"/>
+                <w:sz w:val="20"/>
                 <w:szCs w:val="16"/>
                 <w14:ligatures w14:val="none"/>
               </w:rPr>
@@ -2135,7 +2133,7 @@
                 <w:rFonts w:ascii="Montserrat" w:eastAsia="Times New Roman" w:hAnsi="Montserrat" w:cs="Calibri"/>
                 <w:color w:val="000000"/>
                 <w:kern w:val="0"/>
-                <w:sz w:val="16"/>
+                <w:sz w:val="20"/>
                 <w:szCs w:val="16"/>
                 <w14:ligatures w14:val="none"/>
               </w:rPr>
@@ -2145,7 +2143,7 @@
         </w:tc>
         <w:tc>
           <w:tcPr>
-            <w:tcW w:w="2325" w:type="dxa"/>
+            <w:tcW w:w="6285" w:type="dxa"/>
             <w:tcBorders>
               <w:top w:val="nil"/>
               <w:left w:val="nil"/>
@@ -2164,7 +2162,7 @@
                 <w:rFonts w:ascii="Montserrat" w:eastAsia="Times New Roman" w:hAnsi="Montserrat" w:cs="Calibri"/>
                 <w:color w:val="000000"/>
                 <w:kern w:val="0"/>
-                <w:sz w:val="16"/>
+                <w:sz w:val="20"/>
                 <w:szCs w:val="16"/>
                 <w14:ligatures w14:val="none"/>
               </w:rPr>
@@ -2174,7 +2172,7 @@
                 <w:rFonts w:ascii="Montserrat" w:eastAsia="Times New Roman" w:hAnsi="Montserrat" w:cs="Calibri"/>
                 <w:color w:val="000000"/>
                 <w:kern w:val="0"/>
-                <w:sz w:val="16"/>
+                <w:sz w:val="20"/>
                 <w:szCs w:val="16"/>
                 <w14:ligatures w14:val="none"/>
               </w:rPr>
@@ -2185,7 +2183,7 @@
       </w:tr>
       <w:tr>
         <w:trPr>
-          <w:trHeight w:val="360"/>
+          <w:trHeight w:val="20"/>
         </w:trPr>
         <w:tc>
           <w:tcPr>
@@ -2203,12 +2201,12 @@
           <w:p>
             <w:pPr>
               <w:spacing w:after="0" w:line="240" w:lineRule="auto"/>
-              <w:ind w:firstLineChars="100" w:firstLine="160"/>
-              <w:rPr>
-                <w:rFonts w:ascii="Montserrat" w:eastAsia="Times New Roman" w:hAnsi="Montserrat" w:cs="Calibri"/>
-                <w:color w:val="000000"/>
-                <w:kern w:val="0"/>
-                <w:sz w:val="16"/>
+              <w:ind w:firstLineChars="100" w:firstLine="200"/>
+              <w:rPr>
+                <w:rFonts w:ascii="Montserrat" w:eastAsia="Times New Roman" w:hAnsi="Montserrat" w:cs="Calibri"/>
+                <w:color w:val="000000"/>
+                <w:kern w:val="0"/>
+                <w:sz w:val="20"/>
                 <w:szCs w:val="16"/>
                 <w14:ligatures w14:val="none"/>
               </w:rPr>
@@ -2218,7 +2216,7 @@
                 <w:rFonts w:ascii="Montserrat" w:eastAsia="Times New Roman" w:hAnsi="Montserrat" w:cs="Calibri"/>
                 <w:color w:val="000000"/>
                 <w:kern w:val="0"/>
-                <w:sz w:val="16"/>
+                <w:sz w:val="20"/>
                 <w:szCs w:val="16"/>
                 <w14:ligatures w14:val="none"/>
               </w:rPr>
@@ -2228,7 +2226,7 @@
         </w:tc>
         <w:tc>
           <w:tcPr>
-            <w:tcW w:w="2325" w:type="dxa"/>
+            <w:tcW w:w="6285" w:type="dxa"/>
             <w:tcBorders>
               <w:top w:val="nil"/>
               <w:left w:val="nil"/>
@@ -2247,7 +2245,7 @@
                 <w:rFonts w:ascii="Montserrat" w:eastAsia="Times New Roman" w:hAnsi="Montserrat" w:cs="Calibri"/>
                 <w:color w:val="000000"/>
                 <w:kern w:val="0"/>
-                <w:sz w:val="16"/>
+                <w:sz w:val="20"/>
                 <w:szCs w:val="16"/>
                 <w14:ligatures w14:val="none"/>
               </w:rPr>
@@ -2257,7 +2255,7 @@
                 <w:rFonts w:ascii="Montserrat" w:eastAsia="Times New Roman" w:hAnsi="Montserrat" w:cs="Calibri"/>
                 <w:color w:val="000000"/>
                 <w:kern w:val="0"/>
-                <w:sz w:val="16"/>
+                <w:sz w:val="20"/>
                 <w:szCs w:val="16"/>
                 <w14:ligatures w14:val="none"/>
               </w:rPr>
@@ -2268,7 +2266,7 @@
       </w:tr>
       <w:tr>
         <w:trPr>
-          <w:trHeight w:val="402"/>
+          <w:trHeight w:val="20"/>
         </w:trPr>
         <w:tc>
           <w:tcPr>
@@ -2287,19 +2285,19 @@
           <w:p>
             <w:pPr>
               <w:spacing w:after="0" w:line="240" w:lineRule="auto"/>
-              <w:ind w:firstLineChars="100" w:firstLine="161"/>
+              <w:ind w:firstLineChars="100" w:firstLine="201"/>
               <w:rPr>
                 <w:rFonts w:ascii="Montserrat" w:eastAsia="Times New Roman" w:hAnsi="Montserrat" w:cs="Calibri"/>
                 <w:b/>
                 <w:bCs/>
                 <w:color w:val="007EC5"/>
                 <w:kern w:val="0"/>
-                <w:sz w:val="16"/>
-                <w:szCs w:val="16"/>
-                <w14:ligatures w14:val="none"/>
-              </w:rPr>
-            </w:pPr>
-            <w:bookmarkStart w:id="2" w:name="_Hlk186790560"/>
+                <w:sz w:val="20"/>
+                <w:szCs w:val="16"/>
+                <w14:ligatures w14:val="none"/>
+              </w:rPr>
+            </w:pPr>
+            <w:bookmarkStart w:id="1" w:name="_Hlk186790560"/>
             <w:r>
               <w:rPr>
                 <w:rFonts w:ascii="Montserrat" w:eastAsia="Times New Roman" w:hAnsi="Montserrat" w:cs="Calibri"/>
@@ -2307,25 +2305,43 @@
                 <w:bCs/>
                 <w:color w:val="007EC5"/>
                 <w:kern w:val="0"/>
-                <w:sz w:val="16"/>
-                <w:szCs w:val="16"/>
-                <w14:ligatures w14:val="none"/>
-              </w:rPr>
-              <w:t xml:space="preserve">Primet </w:t>
+                <w:sz w:val="20"/>
+                <w:szCs w:val="16"/>
+                <w14:ligatures w14:val="none"/>
+              </w:rPr>
+              <w:t>Primet vjetor për individ</w:t>
             </w:r>
-            <w:r>
+          </w:p>
+        </w:tc>
+        <w:tc>
+          <w:tcPr>
+            <w:tcW w:w="6285" w:type="dxa"/>
+            <w:tcBorders>
+              <w:top w:val="nil"/>
+              <w:left w:val="nil"/>
+              <w:bottom w:val="single" w:sz="4" w:space="0" w:color="auto"/>
+              <w:right w:val="single" w:sz="4" w:space="0" w:color="auto"/>
+            </w:tcBorders>
+            <w:shd w:val="clear" w:color="000000" w:fill="E3EBF8"/>
+            <w:noWrap/>
+            <w:vAlign w:val="center"/>
+            <w:hideMark/>
+          </w:tcPr>
+          <w:p>
+            <w:pPr>
+              <w:spacing w:after="0" w:line="240" w:lineRule="auto"/>
+              <w:jc w:val="center"/>
               <w:rPr>
                 <w:rFonts w:ascii="Montserrat" w:eastAsia="Times New Roman" w:hAnsi="Montserrat" w:cs="Calibri"/>
                 <w:b/>
                 <w:bCs/>
                 <w:color w:val="007EC5"/>
                 <w:kern w:val="0"/>
-                <w:sz w:val="16"/>
-                <w:szCs w:val="16"/>
-                <w14:ligatures w14:val="none"/>
-              </w:rPr>
-              <w:t>vjetor</w:t>
-            </w:r>
+                <w:sz w:val="20"/>
+                <w:szCs w:val="16"/>
+                <w14:ligatures w14:val="none"/>
+              </w:rPr>
+            </w:pPr>
             <w:r>
               <w:rPr>
                 <w:rFonts w:ascii="Montserrat" w:eastAsia="Times New Roman" w:hAnsi="Montserrat" w:cs="Calibri"/>
@@ -2333,64 +2349,7 @@
                 <w:bCs/>
                 <w:color w:val="007EC5"/>
                 <w:kern w:val="0"/>
-                <w:sz w:val="16"/>
-                <w:szCs w:val="16"/>
-                <w14:ligatures w14:val="none"/>
-              </w:rPr>
-              <w:t xml:space="preserve"> për </w:t>
-            </w:r>
-            <w:r>
-              <w:rPr>
-                <w:rFonts w:ascii="Montserrat" w:eastAsia="Times New Roman" w:hAnsi="Montserrat" w:cs="Calibri"/>
-                <w:b/>
-                <w:bCs/>
-                <w:color w:val="007EC5"/>
-                <w:kern w:val="0"/>
-                <w:sz w:val="16"/>
-                <w:szCs w:val="16"/>
-                <w14:ligatures w14:val="none"/>
-              </w:rPr>
-              <w:t>individ</w:t>
-            </w:r>
-          </w:p>
-        </w:tc>
-        <w:tc>
-          <w:tcPr>
-            <w:tcW w:w="2325" w:type="dxa"/>
-            <w:tcBorders>
-              <w:top w:val="nil"/>
-              <w:left w:val="nil"/>
-              <w:bottom w:val="single" w:sz="4" w:space="0" w:color="auto"/>
-              <w:right w:val="single" w:sz="4" w:space="0" w:color="auto"/>
-            </w:tcBorders>
-            <w:shd w:val="clear" w:color="000000" w:fill="E3EBF8"/>
-            <w:noWrap/>
-            <w:vAlign w:val="center"/>
-            <w:hideMark/>
-          </w:tcPr>
-          <w:p>
-            <w:pPr>
-              <w:spacing w:after="0" w:line="240" w:lineRule="auto"/>
-              <w:jc w:val="center"/>
-              <w:rPr>
-                <w:rFonts w:ascii="Montserrat" w:eastAsia="Times New Roman" w:hAnsi="Montserrat" w:cs="Calibri"/>
-                <w:b/>
-                <w:bCs/>
-                <w:color w:val="007EC5"/>
-                <w:kern w:val="0"/>
-                <w:sz w:val="16"/>
-                <w:szCs w:val="16"/>
-                <w14:ligatures w14:val="none"/>
-              </w:rPr>
-            </w:pPr>
-            <w:r>
-              <w:rPr>
-                <w:rFonts w:ascii="Montserrat" w:eastAsia="Times New Roman" w:hAnsi="Montserrat" w:cs="Calibri"/>
-                <w:b/>
-                <w:bCs/>
-                <w:color w:val="007EC5"/>
-                <w:kern w:val="0"/>
-                <w:sz w:val="16"/>
+                <w:sz w:val="20"/>
                 <w:szCs w:val="16"/>
                 <w14:ligatures w14:val="none"/>
               </w:rPr>
@@ -2401,7 +2360,7 @@
       </w:tr>
       <w:tr>
         <w:trPr>
-          <w:trHeight w:val="360"/>
+          <w:trHeight w:val="20"/>
         </w:trPr>
         <w:tc>
           <w:tcPr>
@@ -2418,11 +2377,11 @@
           <w:p>
             <w:pPr>
               <w:spacing w:after="0" w:line="240" w:lineRule="auto"/>
-              <w:ind w:firstLineChars="100" w:firstLine="160"/>
-              <w:rPr>
-                <w:rFonts w:ascii="Montserrat" w:eastAsia="Times New Roman" w:hAnsi="Montserrat" w:cs="Calibri"/>
-                <w:kern w:val="0"/>
-                <w:sz w:val="16"/>
+              <w:ind w:firstLineChars="100" w:firstLine="200"/>
+              <w:rPr>
+                <w:rFonts w:ascii="Montserrat" w:eastAsia="Times New Roman" w:hAnsi="Montserrat" w:cs="Calibri"/>
+                <w:kern w:val="0"/>
+                <w:sz w:val="20"/>
                 <w:szCs w:val="16"/>
                 <w14:ligatures w14:val="none"/>
               </w:rPr>
@@ -2431,67 +2390,17 @@
               <w:rPr>
                 <w:rFonts w:ascii="Montserrat" w:eastAsia="Times New Roman" w:hAnsi="Montserrat" w:cs="Calibri"/>
                 <w:kern w:val="0"/>
-                <w:sz w:val="16"/>
-                <w:szCs w:val="16"/>
-                <w14:ligatures w14:val="none"/>
-              </w:rPr>
-              <w:t xml:space="preserve">Primi </w:t>
+                <w:sz w:val="20"/>
+                <w:szCs w:val="16"/>
+                <w14:ligatures w14:val="none"/>
+              </w:rPr>
+              <w:t>Primi vjetor për person nën 60 vjeq</w:t>
             </w:r>
-            <w:r>
-              <w:rPr>
-                <w:rFonts w:ascii="Montserrat" w:eastAsia="Times New Roman" w:hAnsi="Montserrat" w:cs="Calibri"/>
-                <w:kern w:val="0"/>
-                <w:sz w:val="16"/>
-                <w:szCs w:val="16"/>
-                <w14:ligatures w14:val="none"/>
-              </w:rPr>
-              <w:t>vjetor</w:t>
-            </w:r>
-            <w:r>
-              <w:rPr>
-                <w:rFonts w:ascii="Montserrat" w:eastAsia="Times New Roman" w:hAnsi="Montserrat" w:cs="Calibri"/>
-                <w:kern w:val="0"/>
-                <w:sz w:val="16"/>
-                <w:szCs w:val="16"/>
-                <w14:ligatures w14:val="none"/>
-              </w:rPr>
-              <w:t xml:space="preserve"> për </w:t>
-            </w:r>
-            <w:r>
-              <w:rPr>
-                <w:rFonts w:ascii="Montserrat" w:eastAsia="Times New Roman" w:hAnsi="Montserrat" w:cs="Calibri"/>
-                <w:kern w:val="0"/>
-                <w:sz w:val="16"/>
-                <w:szCs w:val="16"/>
-                <w14:ligatures w14:val="none"/>
-              </w:rPr>
-              <w:t>person nën</w:t>
-            </w:r>
-            <w:r>
-              <w:rPr>
-                <w:rFonts w:ascii="Montserrat" w:eastAsia="Times New Roman" w:hAnsi="Montserrat" w:cs="Calibri"/>
-                <w:kern w:val="0"/>
-                <w:sz w:val="16"/>
-                <w:szCs w:val="16"/>
-                <w14:ligatures w14:val="none"/>
-              </w:rPr>
-              <w:t xml:space="preserve"> </w:t>
-            </w:r>
-            <w:r>
-              <w:rPr>
-                <w:rFonts w:ascii="Montserrat" w:eastAsia="Times New Roman" w:hAnsi="Montserrat" w:cs="Calibri"/>
-                <w:kern w:val="0"/>
-                <w:sz w:val="16"/>
-                <w:szCs w:val="16"/>
-                <w14:ligatures w14:val="none"/>
-              </w:rPr>
-              <w:t>60 vjeq</w:t>
-            </w:r>
-          </w:p>
-        </w:tc>
-        <w:tc>
-          <w:tcPr>
-            <w:tcW w:w="2325" w:type="dxa"/>
+          </w:p>
+        </w:tc>
+        <w:tc>
+          <w:tcPr>
+            <w:tcW w:w="6285" w:type="dxa"/>
             <w:tcBorders>
               <w:top w:val="single" w:sz="4" w:space="0" w:color="auto"/>
               <w:left w:val="nil"/>
@@ -2509,7 +2418,7 @@
                 <w:rFonts w:ascii="Montserrat" w:eastAsia="Times New Roman" w:hAnsi="Montserrat" w:cs="Calibri"/>
                 <w:color w:val="000000"/>
                 <w:kern w:val="0"/>
-                <w:sz w:val="16"/>
+                <w:sz w:val="20"/>
                 <w:szCs w:val="16"/>
                 <w14:ligatures w14:val="none"/>
               </w:rPr>
@@ -2519,46 +2428,27 @@
                 <w:rFonts w:ascii="Montserrat" w:eastAsia="Times New Roman" w:hAnsi="Montserrat" w:cs="Calibri"/>
                 <w:color w:val="000000"/>
                 <w:kern w:val="0"/>
-                <w:sz w:val="16"/>
-                <w:szCs w:val="16"/>
-                <w14:ligatures w14:val="none"/>
-              </w:rPr>
-              <w:t xml:space="preserve">€ </w:t>
-            </w:r>
-            <w:r>
-              <w:rPr>
-                <w:rFonts w:ascii="Montserrat" w:eastAsia="Times New Roman" w:hAnsi="Montserrat" w:cs="Calibri"/>
-                <w:color w:val="000000"/>
-                <w:kern w:val="0"/>
-                <w:sz w:val="16"/>
-                <w:szCs w:val="16"/>
-                <w14:ligatures w14:val="none"/>
-              </w:rPr>
-              <w:t>450</w:t>
-            </w:r>
-            <w:r>
-              <w:rPr>
-                <w:rFonts w:ascii="Montserrat" w:eastAsia="Times New Roman" w:hAnsi="Montserrat" w:cs="Calibri"/>
-                <w:color w:val="000000"/>
-                <w:kern w:val="0"/>
-                <w:sz w:val="16"/>
-                <w:szCs w:val="16"/>
-                <w14:ligatures w14:val="none"/>
-              </w:rPr>
-              <w:t>,00</w:t>
+                <w:sz w:val="20"/>
+                <w:szCs w:val="16"/>
+                <w14:ligatures w14:val="none"/>
+              </w:rPr>
+              <w:t>€ 450,00</w:t>
             </w:r>
           </w:p>
         </w:tc>
       </w:tr>
     </w:tbl>
     <w:bookmarkEnd w:id="0"/>
-    <w:bookmarkEnd w:id="2"/>
+    <w:bookmarkEnd w:id="1"/>
     <w:p>
       <w:pPr>
         <w:spacing w:after="0"/>
         <w:rPr>
-          <w:sz w:val="20"/>
-          <w:szCs w:val="20"/>
+          <w:rFonts w:ascii="Montserrat" w:eastAsia="Times New Roman" w:hAnsi="Montserrat" w:cs="Calibri"/>
+          <w:kern w:val="0"/>
+          <w:sz w:val="16"/>
+          <w:szCs w:val="16"/>
+          <w14:ligatures w14:val="none"/>
         </w:rPr>
       </w:pPr>
       <w:r>
@@ -2569,7 +2459,47 @@
           <w:szCs w:val="16"/>
           <w14:ligatures w14:val="none"/>
         </w:rPr>
-        <w:t xml:space="preserve">*Nëse shërbimet në kuadër të shtrimit në spital merren në spital publik pa pagesë, I siguruari do të dëmshpërblehet 50% të shpenzimeve sikur shërbimet të ishin marrë në spital privat (Bazë/Standard/Standard Plus: deri në 500€). </w:t>
+        <w:t>*Nëse shërbimet në kuadër të shtrimit në spital merren në spital publik pa pagesë, I siguruari do të dëmshpërblehet 50%</w:t>
+      </w:r>
+      <w:r>
+        <w:rPr>
+          <w:rFonts w:ascii="Montserrat" w:eastAsia="Times New Roman" w:hAnsi="Montserrat" w:cs="Calibri"/>
+          <w:kern w:val="0"/>
+          <w:sz w:val="16"/>
+          <w:szCs w:val="16"/>
+          <w14:ligatures w14:val="none"/>
+        </w:rPr>
+        <w:t xml:space="preserve"> </w:t>
+      </w:r>
+      <w:r>
+        <w:rPr>
+          <w:rFonts w:ascii="Montserrat" w:eastAsia="Times New Roman" w:hAnsi="Montserrat" w:cs="Calibri"/>
+          <w:kern w:val="0"/>
+          <w:sz w:val="16"/>
+          <w:szCs w:val="16"/>
+          <w14:ligatures w14:val="none"/>
+        </w:rPr>
+        <w:t>deri në 500€</w:t>
+      </w:r>
+      <w:r>
+        <w:rPr>
+          <w:rFonts w:ascii="Montserrat" w:eastAsia="Times New Roman" w:hAnsi="Montserrat" w:cs="Calibri"/>
+          <w:kern w:val="0"/>
+          <w:sz w:val="16"/>
+          <w:szCs w:val="16"/>
+          <w14:ligatures w14:val="none"/>
+        </w:rPr>
+        <w:t xml:space="preserve"> të shpenzimeve sikur shërbimet </w:t>
+      </w:r>
+      <w:r>
+        <w:rPr>
+          <w:rFonts w:ascii="Montserrat" w:eastAsia="Times New Roman" w:hAnsi="Montserrat" w:cs="Calibri"/>
+          <w:kern w:val="0"/>
+          <w:sz w:val="16"/>
+          <w:szCs w:val="16"/>
+          <w14:ligatures w14:val="none"/>
+        </w:rPr>
+        <w:t>të ishin marrë në spital privat.</w:t>
       </w:r>
       <w:r>
         <w:rPr>
@@ -2580,7 +2510,7 @@
           <w14:ligatures w14:val="none"/>
         </w:rPr>
         <w:br/>
-        <w:t xml:space="preserve">*Nëse shërbimet në kuadër të kujdesit gjatë shtatzanisë dhe lindja merren në spital publik pa pagesë, e siguruara do të dëmshpërblehet 300€ (Vetëm pakot: Standard Plus, Premium, Silver, dhe Gold). </w:t>
+        <w:t>*Nëse shërbimet në kuadër të kujdesit gjatë shtatzanisë dhe lindja merren në spital publik pa pagesë, e siguruara do të dëmshpërblehet 300</w:t>
       </w:r>
       <w:r>
         <w:rPr>
@@ -2590,7 +2520,27 @@
           <w:szCs w:val="16"/>
           <w14:ligatures w14:val="none"/>
         </w:rPr>
-        <w:br/>
+        <w:t>€.</w:t>
+      </w:r>
+      <w:bookmarkStart w:id="2" w:name="_GoBack"/>
+      <w:bookmarkEnd w:id="2"/>
+    </w:p>
+    <w:p>
+      <w:pPr>
+        <w:spacing w:after="0"/>
+        <w:rPr>
+          <w:sz w:val="20"/>
+          <w:szCs w:val="20"/>
+        </w:rPr>
+      </w:pPr>
+      <w:r>
+        <w:rPr>
+          <w:rFonts w:ascii="Montserrat" w:eastAsia="Times New Roman" w:hAnsi="Montserrat" w:cs="Calibri"/>
+          <w:kern w:val="0"/>
+          <w:sz w:val="16"/>
+          <w:szCs w:val="16"/>
+          <w14:ligatures w14:val="none"/>
+        </w:rPr>
         <w:t>*Kujdesi gjatë shtatzanisë dhe lindja ka periudhë pritëse 10 muaj, dhe mbulohet për ngjarje sipas specifikimeve në kushte të kontratës</w:t>
       </w:r>
     </w:p>
